--- a/Files/06 - Yom Tov/03 - Lag Baomer/5785/Lag Baomer 5785.docx
+++ b/Files/06 - Yom Tov/03 - Lag Baomer/5785/Lag Baomer 5785.docx
@@ -459,7 +459,7 @@
         <w:rPr>
           <w:rFonts w:ascii="Times New Roman" w:hAnsi="Times New Roman" w:cs="Times New Roman"/>
         </w:rPr>
-        <w:t xml:space="preserve"> of each and every Jew? That was</w:t>
+        <w:t xml:space="preserve"> of each and every Jew? That was </w:t>
       </w:r>
       <w:r>
         <w:rPr>
@@ -1516,7 +1516,7 @@
         <w:rPr>
           <w:rFonts w:ascii="Times New Roman" w:hAnsi="Times New Roman" w:cs="Times New Roman"/>
         </w:rPr>
-        <w:t xml:space="preserve"> always falls out on either</w:t>
+        <w:t xml:space="preserve"> always falls out on either </w:t>
       </w:r>
       <w:r>
         <w:rPr>
